--- a/sos507/wk08_0421/assignment/SOS507-HW6-2025020399-송종빈.docx
+++ b/sos507/wk08_0421/assignment/SOS507-HW6-2025020399-송종빈.docx
@@ -47,7 +47,7 @@
           <w:b/>
           <w:bCs/>
         </w:rPr>
-        <w:t>5</w:t>
+        <w:t>6</w:t>
       </w:r>
       <w:r>
         <w:rPr>
@@ -1732,6 +1732,7 @@
   <w:style w:type="character" w:default="1" w:styleId="a0">
     <w:name w:val="Default Paragraph Font"/>
     <w:uiPriority w:val="1"/>
+    <w:semiHidden/>
     <w:unhideWhenUsed/>
   </w:style>
   <w:style w:type="table" w:default="1" w:styleId="a1">
